--- a/pages/palestras/assets/copel/kit-ia-na-pratica/leia-me.docx
+++ b/pages/palestras/assets/copel/kit-ia-na-pratica/leia-me.docx
@@ -16,7 +16,7 @@
         <w:pStyle w:val="FirstParagraph"/>
       </w:pPr>
       <w:r>
-        <w:t xml:space="preserve">Material de apoio do treinamento AI for Business para a Copel, conduzido pelo professor Afonso Brandão (Inteli Educação Executiva). Todos os documentos são fictícios e foram preparados para exercício em sala. No encontro, cada participante atua como analista do escritório de projetos da Distribuidora Ômega, empresa fictícia, analisa uma minuta de proposta de projeto, constrói um workflow de análise de propostas e o usa na reunião simulada do conselho.</w:t>
+        <w:t xml:space="preserve">Material de apoio do treinamento AI for Business para a Copel, conduzido pelo professor Afonso Brandão (Inteli Educação Executiva). Todos os documentos são fictícios e foram preparados para exercício em sala. No encontro, cada participante atua como conselheiro da Distribuidora Ômega, empresa fictícia, que recebe as propostas da pauta antes da reunião: analisa uma minuta de proposta de projeto com apoio da IA, constrói um workflow de leitura crítica de propostas e o usa na reunião simulada do conselho.</w:t>
       </w:r>
     </w:p>
     <w:bookmarkStart w:id="9" w:name="ordem-de-uso"/>
@@ -142,7 +142,7 @@
               <w:pStyle w:val="Compact"/>
             </w:pPr>
             <w:r>
-              <w:t xml:space="preserve">Mapear as sete peças do workflow de análise de propostas</w:t>
+              <w:t xml:space="preserve">Mapear as sete peças do workflow de leitura crítica de propostas</w:t>
             </w:r>
           </w:p>
         </w:tc>
@@ -352,7 +352,7 @@
               <w:pStyle w:val="Compact"/>
             </w:pPr>
             <w:r>
-              <w:t xml:space="preserve">As instruções das três skills (extração, verificação, parecer)</w:t>
+              <w:t xml:space="preserve">As instruções das três skills (extração, verificação, nota do conselheiro)</w:t>
             </w:r>
           </w:p>
         </w:tc>
@@ -376,7 +376,7 @@
               <w:pStyle w:val="Compact"/>
             </w:pPr>
             <w:r>
-              <w:t xml:space="preserve">politica-de-avaliacao-de-projetos.docx</w:t>
+              <w:t xml:space="preserve">politica-de-investimentos.docx</w:t>
             </w:r>
           </w:p>
         </w:tc>
@@ -583,7 +583,7 @@
         <w:pStyle w:val="FirstParagraph"/>
       </w:pPr>
       <w:r>
-        <w:t xml:space="preserve">Os documentos abrem no Word ou no Google Docs, e a planilha de indicadores abre no Excel ou no Google Planilhas. Os prompts e as instruções das skills aparecem em quadros cinza: copie o texto do quadro e cole no Gemini, sem alterar a ordem das partes. Os arquivos que o Gemini precisa ler (a minuta, o relatório, a planilha e a política) são anexados à conversa ou ao notebook como estão, sem necessidade de conversão. O documento-do-participante.docx reúne, em um só lugar, o canvas, as saídas dos prompts, a contagem de pontos, os casos de teste, o registro de iterações e a preparação para a reunião do conselho, e cada participante usa uma única cópia dele.</w:t>
+        <w:t xml:space="preserve">Os documentos abrem no Word ou no Google Docs, e a planilha de indicadores abre no Excel ou no Google Planilhas. Os prompts e as instruções das skills aparecem em quadros cinza: copie o texto do quadro e cole no Gemini, sem alterar a ordem das partes. Os arquivos que o Gemini precisa ler (a minuta, o relatório, a planilha e a política de investimentos) são anexados à conversa ou ao notebook como estão, sem necessidade de conversão. O documento-do-participante.docx reúne, em um só lugar, o canvas, as saídas dos prompts, a contagem de pontos, os casos de teste, o registro de iterações e a preparação para a reunião do conselho, e cada participante usa uma única cópia dele.</w:t>
       </w:r>
     </w:p>
     <w:bookmarkEnd w:id="10"/>

--- a/pages/palestras/assets/copel/kit-ia-na-pratica/leia-me.docx
+++ b/pages/palestras/assets/copel/kit-ia-na-pratica/leia-me.docx
@@ -516,18 +516,18 @@
               <w:pStyle w:val="Compact"/>
             </w:pPr>
             <w:r>
-              <w:t xml:space="preserve">cartoes-de-papel.docx</w:t>
-            </w:r>
-          </w:p>
-        </w:tc>
-        <w:tc>
-          <w:tcPr/>
-          <w:p>
-            <w:pPr>
-              <w:pStyle w:val="Compact"/>
-            </w:pPr>
-            <w:r>
-              <w:t xml:space="preserve">Os papéis da reunião</w:t>
+              <w:t xml:space="preserve">Página dos papéis, aberta pelo QR code do slide 26</w:t>
+            </w:r>
+          </w:p>
+        </w:tc>
+        <w:tc>
+          <w:tcPr/>
+          <w:p>
+            <w:pPr>
+              <w:pStyle w:val="Compact"/>
+            </w:pPr>
+            <w:r>
+              <w:t xml:space="preserve">O papel de cada participante na reunião</w:t>
             </w:r>
           </w:p>
         </w:tc>
